--- a/apps/backend/src/bail-document-docx/assets/modele-bail.docx
+++ b/apps/backend/src/bail-document-docx/assets/modele-bail.docx
@@ -2840,7 +2840,7 @@
           <w:sz w:val="18"/>
           <w:szCs w:val="18"/>
         </w:rPr>
-        <w:t>par le LOCATAIRE à tout moment, avec préavis d’un mois (partant de la date de réception de l’acte), à condition de justifier l’un des motifs suivants : en cas de mutation professionnelle, de perte d’emploi ou de nouvel emploi consécutif à une perte d’emploi ; si le logement est situé sur l’un des territoires mentionnés au premier alinéa du I de l’article 17 de la loi du 06/07/89 ; si le logement est situé dans l’une des zones tendues définies par le décret n° 2013-392 du 10 mai 2013; si son état de santé, constaté par un certificat médical, justifie un changement de domicile ; s’il est bénéficiaire du revenu de solidarité active ou de l’allocation adulte handicapé ;, s’il s’est vu attribuer un logement défini à l’article L. 351-2 du code de la construction et de l’habitation (logement social) ; s’il obtient son premier emploi au sens de l’art.223 de la loi de « modernisation sociale » du 17 janvier 2002.</w:t>
+        <w:t>par le LOCATAIRE à tout moment, avec préavis d’un mois (partant de la date de réception de l’acte), à condition de justifier l’un des motifs suivants : en cas de mutation professionnelle, de perte d’emploi ou de nouvel emploi consécutif à une perte d’emploi ; si le logement est situé sur l’un des territoires mentionnés au premier alinéa du I de l’article 17 de la loi du 06/07/89 ; si le logement est situé dans l’une des zones tendues définies par le décret n° 2013-392 du 10 mai 2013; si son état de santé, constaté par un certificat médical, justifie un changement de domicile ; s’il est bénéficiaire du revenu de solidarité active ou de l’allocation adulte handicapé ; s’il s’est vu attribuer un logement défini à l’article L. 351-2 du code de la construction et de l’habitation (logement social) ; s’il obtient son premier emploi au sens de l’art.223 de la loi de « modernisation sociale » du 17 janvier 2002.</w:t>
       </w:r>
     </w:p>
     <w:p>
@@ -2898,7 +2898,7 @@
           <w:sz w:val="18"/>
           <w:szCs w:val="18"/>
         </w:rPr>
-        <w:t>sur la reprise du logement (nom et adresse du bénéficiaire de la reprise qui ne peut être que le BAILLEUR, son conjoint, le partenaire auquel il est lié par un pacte civil de solidarité enregistré à la date du congé, son concubin notoire depuis au moins un an à la date du congé, ses ascendants, ses descendants ou ceux de son conjoint, de son partenaire ou de son concubin notoire). ;</w:t>
+        <w:t>sur la reprise du logement (nom et adresse du bénéficiaire de la reprise qui ne peut être que le BAILLEUR, son conjoint, le partenaire auquel il est lié par un pacte civil de solidarité enregistré à la date du congé, son concubin notoire depuis au moins un an à la date du congé, ses ascendants, ses descendants ou ceux de son conjoint, de son partenaire ou de son concubin notoire) ;</w:t>
       </w:r>
     </w:p>
     <w:p>
@@ -2919,7 +2919,7 @@
           <w:sz w:val="18"/>
           <w:szCs w:val="18"/>
         </w:rPr>
-        <w:t>en vue de la vente du logement (prix, conditions de la vente). Dans ce cas, le congé vaut offre de vente au locataire pendant deux premiers mois du délai de préavis ;</w:t>
+        <w:t>en vue de la vente du logement (prix, conditions de la vente). Dans ce cas, le congé vaut offre de vente au locataire pendant les deux premiers mois du délai de préavis ;</w:t>
       </w:r>
     </w:p>
     <w:p>
@@ -3461,7 +3461,7 @@
           <w:sz w:val="18"/>
           <w:szCs w:val="18"/>
         </w:rPr>
-        <w:t>Ne pas déménager sans s’être conformé à ses obligations (paiement des loyers, des charges et des contributions diverses lui incombant personnellement, relevé des différents compteurs, exécution des réparations locatives, etc…), ni sans avoir auparavant présenté au BAILLEUR les quittances justifiant du paiement de la taxe d’habitation (article 1686 du C.G.I.)</w:t>
+        <w:t>Ne pas déménager sans s’être conformé à ses obligations (paiement des loyers, des charges et des contributions diverses lui incombant personnellement, relevé des différents compteurs, exécution des réparations locatives, etc…).</w:t>
       </w:r>
     </w:p>
     <w:p>

--- a/apps/backend/src/bail-document-docx/assets/modele-bail.docx
+++ b/apps/backend/src/bail-document-docx/assets/modele-bail.docx
@@ -2187,7 +2187,7 @@
           <w:sz w:val="18"/>
           <w:szCs w:val="18"/>
         </w:rPr>
-        <w:t>En cas d’occupation des lieux après la cessation du bail, l’indemnité d’occupation due à ce titre sera égale au double du loyer sans préjudice du paiement des charges contractuelles.</w:t>
+        <w:t>À compter de la cessation effective du bail, si le locataire se maintient dans les lieux sans droit ni titre, il sera redevable d’une indemnité d’occupation jusqu’à la libération effective des lieux et la restitution des clés. Cette indemnité sera fixée conformément aux règles applicables, en tenant compte notamment du montant du loyer et des charges, sans préjudice du droit de chaque partie de solliciter en justice la fixation de son montant.</w:t>
       </w:r>
     </w:p>
     <w:p>
@@ -3078,7 +3078,7 @@
           <w:szCs w:val="18"/>
         </w:rPr>
         <w:lastRenderedPageBreak/>
-        <w:t>Le congé devra être signifié à l’autre partie par lettre recommandée avec accusé de réception ou par acte d’huissier. La notification de résiliation ou de fin de bail vaudra engagement formel de partir et renonciation à tout maintien dans les lieux, sans qu’il soit besoin de ne recourir à aucune formalité. Faute de libérer les lieux à la date convenue, la clause pénale incluse au présent contrat sera immédiatement applicable.</w:t>
+        <w:t>Le congé est délivré par la partie qui en prend l’initiative dans les formes, délais et conditions prévus par la loi applicable au présent contrat. Selon les dispositions légales applicables, la notification peut notamment être effectuée par lettre recommandée avec demande d’avis de réception, par acte de commissaire de justice ou par remise en main propre contre émargement ou récépissé signé, lorsque ce mode de notification est admis. La cessation du bail ne dispense aucune partie du respect des procédures légales applicables à la libération des lieux et, le cas échéant, à l’expulsion.</w:t>
       </w:r>
     </w:p>
     <w:tbl>
@@ -3757,7 +3757,7 @@
           <w:sz w:val="18"/>
           <w:szCs w:val="18"/>
         </w:rPr>
-        <w:t>Le BAILLEUR complète les états des lieux d’entrée et de sortie par les relevés des index pour chaque énergie, en présence d’une installation de chauffage ou d’eau chaude sanitaire individuelle, ou collective avec un comptage individuel. Le LOCATAIRE devra restituer l’appartement propre le jour de l’état des lieux de sortie, ou il sera retenu la somme de 100 euros pour frais de ménage sur le montant de la caution.</w:t>
+        <w:t>Le BAILLEUR complète les états des lieux d’entrée et de sortie par les relevés des index pour chaque énergie, en présence d’une installation de chauffage ou d’eau chaude sanitaire individuelle, ou collective avec un comptage individuel. Le locataire devra restituer le logement dans un état de propreté conforme à celui constaté lors de l’entrée dans les lieux, compte tenu de la vétusté et de l’usure normale. Si l’état des lieux de sortie fait apparaître un défaut de propreté imputable au locataire nécessitant une intervention de nettoyage, le bailleur pourra demander le remboursement du coût justifié de cette intervention, dans la mesure où celle-ci relève des obligations du locataire. Toute retenue sur le dépôt de garantie devra être justifiée conformément à l’article 22 de la loi n° 89-462 du 6 juillet 1989.</w:t>
       </w:r>
     </w:p>
     <w:tbl>
@@ -3791,7 +3791,7 @@
                 <w:sz w:val="18"/>
                 <w:szCs w:val="18"/>
               </w:rPr>
-              <w:t>CLAUSE RESOLUTOIRE ET CLAUSE PENALE</w:t>
+              <w:t>CLAUSE RESOLUTOIRE ET CONSEQUENCES DES MANQUEMENTS CONTRACTUELS</w:t>
             </w:r>
           </w:p>
         </w:tc>
@@ -3934,27 +3934,7 @@
           <w:sz w:val="18"/>
           <w:szCs w:val="18"/>
         </w:rPr>
-        <w:t>Le coût des commandements, sommations ou significations ci-dessus, y compris le droit proportionnel et les frais d’huissiers, d’avoués et d’avocats sera à la charge du locataire qui devra les rembourser dans les huit jours de la demande qui lui en sera faite.</w:t>
-      </w:r>
-    </w:p>
-    <w:p>
-      <w:pPr>
-        <w:spacing w:after="120"/>
-        <w:jc w:val="both"/>
-        <w:rPr>
-          <w:sz w:val="18"/>
-          <w:szCs w:val="18"/>
-        </w:rPr>
-      </w:pPr>
-      <w:r>
-        <w:rPr>
-          <w:sz w:val="18"/>
-          <w:szCs w:val="18"/>
-        </w:rPr>
-        <w:t>De plus, le BAILLEUR se réserve le droit de réclamer des dommages et intérêts supplémentaire s’il était contraint de saisir le tribunal pour faire valoir ses droits.</w:t>
-      </w:r>
-      <w:r>
-        <w:t xml:space="preserve"> </w:t>
+        <w:t>En cas de manquement du locataire à ses obligations, le bailleur pourra solliciter l’exécution des obligations concernées et, le cas échéant, la réparation du préjudice effectivement subi, dans les conditions prévues par les textes applicables. Les frais de procédure et les frais de recouvrement ne pourront être mis à la charge du locataire que dans les conditions prévues par la loi et, le cas échéant, par la décision de justice applicable.</w:t>
       </w:r>
     </w:p>
     <w:tbl>

--- a/apps/backend/src/bail-document-docx/assets/modele-bail.docx
+++ b/apps/backend/src/bail-document-docx/assets/modele-bail.docx
@@ -225,6 +225,23 @@
           <w:szCs w:val="18"/>
         </w:rPr>
         <w:tab/>
+      </w:r>
+    </w:p>
+    <w:p>
+      <w:pPr>
+        <w:spacing w:after="0"/>
+        <w:jc w:val="both"/>
+        <w:rPr>
+          <w:sz w:val="18"/>
+          <w:szCs w:val="18"/>
+        </w:rPr>
+      </w:pPr>
+      <w:r>
+        <w:rPr>
+          <w:sz w:val="18"/>
+          <w:szCs w:val="18"/>
+        </w:rPr>
+        <w:t>{#representantSci}représentée par {prénom nom du gérant}, agissant en qualité de gérant, dûment habilité aux fins des présentes{/representantSci}</w:t>
       </w:r>
     </w:p>
     <w:p>
